--- a/templates/SARL/SARL_2026-07_Statuts_Template.docx
+++ b/templates/SARL/SARL_2026-07_Statuts_Template.docx
@@ -94,7 +94,7 @@
                 <w:bCs/>
                 <w:sz w:val="19"/>
               </w:rPr>
-              <w:t>{{ SOCIETE</w:t>
+              <w:t>_SOCIETE_RAISON_SOCIALE_ SARL</w:t>
             </w:r>
             <w:proofErr w:type="gramEnd"/>
             <w:r>
@@ -103,7 +103,7 @@
                 <w:bCs/>
                 <w:sz w:val="19"/>
               </w:rPr>
-              <w:t>_RAISON_</w:t>
+              <w:t/>
             </w:r>
             <w:proofErr w:type="gramStart"/>
             <w:r>
@@ -112,7 +112,7 @@
                 <w:bCs/>
                 <w:sz w:val="19"/>
               </w:rPr>
-              <w:t>SOCIALE }</w:t>
+              <w:t/>
             </w:r>
             <w:proofErr w:type="gramEnd"/>
             <w:r>
@@ -121,7 +121,7 @@
                 <w:bCs/>
                 <w:sz w:val="19"/>
               </w:rPr>
-              <w:t>}</w:t>
+              <w:t/>
             </w:r>
             <w:r>
               <w:rPr>
@@ -129,13 +129,13 @@
                 <w:bCs/>
                 <w:sz w:val="19"/>
               </w:rPr>
-              <w:t xml:space="preserve"> </w:t>
+              <w:t xml:space="preserve"/>
             </w:r>
             <w:r>
               <w:rPr>
                 <w:sz w:val="19"/>
               </w:rPr>
-              <w:t>SARL</w:t>
+              <w:t/>
             </w:r>
           </w:p>
         </w:tc>
@@ -187,7 +187,7 @@
                 <w:bCs/>
                 <w:sz w:val="19"/>
               </w:rPr>
-              <w:t>{{ SOCIETE</w:t>
+              <w:t>_SOCIETE_CAPITAL_ dirhams</w:t>
             </w:r>
             <w:proofErr w:type="gramEnd"/>
             <w:r>
@@ -196,7 +196,7 @@
                 <w:bCs/>
                 <w:sz w:val="19"/>
               </w:rPr>
-              <w:t>_</w:t>
+              <w:t/>
             </w:r>
             <w:proofErr w:type="gramStart"/>
             <w:r>
@@ -205,7 +205,7 @@
                 <w:bCs/>
                 <w:sz w:val="19"/>
               </w:rPr>
-              <w:t>CAPITAL }</w:t>
+              <w:t/>
             </w:r>
             <w:proofErr w:type="gramEnd"/>
             <w:r>
@@ -214,7 +214,7 @@
                 <w:bCs/>
                 <w:sz w:val="19"/>
               </w:rPr>
-              <w:t>}</w:t>
+              <w:t/>
             </w:r>
             <w:r>
               <w:rPr>
@@ -222,13 +222,13 @@
                 <w:bCs/>
                 <w:sz w:val="19"/>
               </w:rPr>
-              <w:t xml:space="preserve"> </w:t>
+              <w:t xml:space="preserve"/>
             </w:r>
             <w:r>
               <w:rPr>
                 <w:sz w:val="19"/>
               </w:rPr>
-              <w:t>dirhams</w:t>
+              <w:t/>
             </w:r>
           </w:p>
         </w:tc>
@@ -286,7 +286,7 @@
                 <w:bCs/>
                 <w:sz w:val="19"/>
               </w:rPr>
-              <w:t>{{ SOCIETE</w:t>
+              <w:t>_SOCIETE_ADRESSE_SIEGE_</w:t>
             </w:r>
             <w:proofErr w:type="gramEnd"/>
             <w:r>
@@ -295,7 +295,7 @@
                 <w:bCs/>
                 <w:sz w:val="19"/>
               </w:rPr>
-              <w:t>_ADRESSE_SIEGE }}</w:t>
+              <w:t/>
             </w:r>
           </w:p>
         </w:tc>
@@ -353,7 +353,7 @@
                 <w:bCs/>
                 <w:sz w:val="19"/>
               </w:rPr>
-              <w:t>{{ SOCIETE</w:t>
+              <w:t>_SOCIETE_ICE_</w:t>
             </w:r>
             <w:proofErr w:type="gramEnd"/>
             <w:r>
@@ -362,7 +362,7 @@
                 <w:bCs/>
                 <w:sz w:val="19"/>
               </w:rPr>
-              <w:t>_ICE }}</w:t>
+              <w:t/>
             </w:r>
           </w:p>
         </w:tc>
@@ -426,7 +426,7 @@
           <w:bCs/>
           <w:lang w:val="fr-MA"/>
         </w:rPr>
-        <w:t xml:space="preserve">{{ </w:t>
+        <w:t xml:space="preserve">_a.NOM_COMPLET_, ne(e) le _a.DATE_NAISSANCE_ a _a.LIEU_NAISSANCE_, de nationalite _a.NATIONALITE_, titulaire de la CIN n° _a.CIN_, demeurant a _a.ADRESSE_, ci-apres denomme(e) « _a.QUALITE_ ».</w:t>
       </w:r>
       <w:proofErr w:type="spellStart"/>
       <w:r>
@@ -435,7 +435,7 @@
           <w:bCs/>
           <w:lang w:val="fr-MA"/>
         </w:rPr>
-        <w:t>a.NOM</w:t>
+        <w:t/>
       </w:r>
       <w:proofErr w:type="gramEnd"/>
       <w:r>
@@ -444,7 +444,7 @@
           <w:bCs/>
           <w:lang w:val="fr-MA"/>
         </w:rPr>
-        <w:t>_</w:t>
+        <w:t/>
       </w:r>
       <w:proofErr w:type="gramStart"/>
       <w:r>
@@ -453,7 +453,7 @@
           <w:bCs/>
           <w:lang w:val="fr-MA"/>
         </w:rPr>
-        <w:t>COMPLET</w:t>
+        <w:t/>
       </w:r>
       <w:proofErr w:type="spellEnd"/>
       <w:r>
@@ -462,7 +462,7 @@
           <w:bCs/>
           <w:lang w:val="fr-MA"/>
         </w:rPr>
-        <w:t xml:space="preserve"> }</w:t>
+        <w:t xml:space="preserve"/>
       </w:r>
       <w:proofErr w:type="gramEnd"/>
       <w:r>
@@ -471,7 +471,7 @@
           <w:bCs/>
           <w:lang w:val="fr-MA"/>
         </w:rPr>
-        <w:t xml:space="preserve">}, ne(e) le </w:t>
+        <w:t xml:space="preserve"/>
       </w:r>
       <w:proofErr w:type="gramStart"/>
       <w:r>
@@ -480,7 +480,7 @@
           <w:bCs/>
           <w:lang w:val="fr-MA"/>
         </w:rPr>
-        <w:t xml:space="preserve">{{ </w:t>
+        <w:t xml:space="preserve"/>
       </w:r>
       <w:proofErr w:type="spellStart"/>
       <w:r>
@@ -489,7 +489,7 @@
           <w:bCs/>
           <w:lang w:val="fr-MA"/>
         </w:rPr>
-        <w:t>a</w:t>
+        <w:t/>
       </w:r>
       <w:proofErr w:type="gramEnd"/>
       <w:r>
@@ -498,7 +498,7 @@
           <w:bCs/>
           <w:lang w:val="fr-MA"/>
         </w:rPr>
-        <w:t>.DATE_</w:t>
+        <w:t/>
       </w:r>
       <w:proofErr w:type="gramStart"/>
       <w:r>
@@ -507,7 +507,7 @@
           <w:bCs/>
           <w:lang w:val="fr-MA"/>
         </w:rPr>
-        <w:t>NAISSANCE</w:t>
+        <w:t/>
       </w:r>
       <w:proofErr w:type="spellEnd"/>
       <w:r>
@@ -516,7 +516,7 @@
           <w:bCs/>
           <w:lang w:val="fr-MA"/>
         </w:rPr>
-        <w:t xml:space="preserve"> }</w:t>
+        <w:t xml:space="preserve"/>
       </w:r>
       <w:proofErr w:type="gramEnd"/>
       <w:r>
@@ -525,7 +525,7 @@
           <w:bCs/>
           <w:lang w:val="fr-MA"/>
         </w:rPr>
-        <w:t xml:space="preserve">} a </w:t>
+        <w:t xml:space="preserve"/>
       </w:r>
       <w:proofErr w:type="gramStart"/>
       <w:r>
@@ -534,7 +534,7 @@
           <w:bCs/>
           <w:lang w:val="fr-MA"/>
         </w:rPr>
-        <w:t xml:space="preserve">{{ </w:t>
+        <w:t xml:space="preserve"/>
       </w:r>
       <w:proofErr w:type="spellStart"/>
       <w:r>
@@ -543,7 +543,7 @@
           <w:bCs/>
           <w:lang w:val="fr-MA"/>
         </w:rPr>
-        <w:t>a</w:t>
+        <w:t/>
       </w:r>
       <w:proofErr w:type="gramEnd"/>
       <w:r>
@@ -552,7 +552,7 @@
           <w:bCs/>
           <w:lang w:val="fr-MA"/>
         </w:rPr>
-        <w:t>.LIEU_</w:t>
+        <w:t/>
       </w:r>
       <w:proofErr w:type="gramStart"/>
       <w:r>
@@ -561,7 +561,7 @@
           <w:bCs/>
           <w:lang w:val="fr-MA"/>
         </w:rPr>
-        <w:t>NAISSANCE</w:t>
+        <w:t/>
       </w:r>
       <w:proofErr w:type="spellEnd"/>
       <w:r>
@@ -570,7 +570,7 @@
           <w:bCs/>
           <w:lang w:val="fr-MA"/>
         </w:rPr>
-        <w:t xml:space="preserve"> }</w:t>
+        <w:t xml:space="preserve"/>
       </w:r>
       <w:proofErr w:type="gramEnd"/>
       <w:r>
@@ -579,7 +579,7 @@
           <w:bCs/>
           <w:lang w:val="fr-MA"/>
         </w:rPr>
-        <w:t xml:space="preserve">}, de </w:t>
+        <w:t xml:space="preserve"/>
       </w:r>
       <w:proofErr w:type="spellStart"/>
       <w:r>
@@ -588,7 +588,7 @@
           <w:bCs/>
           <w:lang w:val="fr-MA"/>
         </w:rPr>
-        <w:t>nationalite</w:t>
+        <w:t/>
       </w:r>
       <w:proofErr w:type="spellEnd"/>
       <w:r>
@@ -597,7 +597,7 @@
           <w:bCs/>
           <w:lang w:val="fr-MA"/>
         </w:rPr>
-        <w:t xml:space="preserve"> </w:t>
+        <w:t xml:space="preserve"/>
       </w:r>
       <w:proofErr w:type="gramStart"/>
       <w:r>
@@ -606,7 +606,7 @@
           <w:bCs/>
           <w:lang w:val="fr-MA"/>
         </w:rPr>
-        <w:t xml:space="preserve">{{ </w:t>
+        <w:t xml:space="preserve"/>
       </w:r>
       <w:proofErr w:type="spellStart"/>
       <w:r>
@@ -615,7 +615,7 @@
           <w:bCs/>
           <w:lang w:val="fr-MA"/>
         </w:rPr>
-        <w:t>a</w:t>
+        <w:t/>
       </w:r>
       <w:proofErr w:type="gramEnd"/>
       <w:r>
@@ -624,7 +624,7 @@
           <w:bCs/>
           <w:lang w:val="fr-MA"/>
         </w:rPr>
-        <w:t>.</w:t>
+        <w:t/>
       </w:r>
       <w:proofErr w:type="gramStart"/>
       <w:r>
@@ -633,7 +633,7 @@
           <w:bCs/>
           <w:lang w:val="fr-MA"/>
         </w:rPr>
-        <w:t>NATIONALITE</w:t>
+        <w:t/>
       </w:r>
       <w:proofErr w:type="spellEnd"/>
       <w:r>
@@ -642,7 +642,7 @@
           <w:bCs/>
           <w:lang w:val="fr-MA"/>
         </w:rPr>
-        <w:t xml:space="preserve"> }</w:t>
+        <w:t xml:space="preserve"/>
       </w:r>
       <w:proofErr w:type="gramEnd"/>
       <w:r>
@@ -651,7 +651,7 @@
           <w:bCs/>
           <w:lang w:val="fr-MA"/>
         </w:rPr>
-        <w:t xml:space="preserve">}, titulaire de la CIN n° </w:t>
+        <w:t xml:space="preserve"/>
       </w:r>
       <w:proofErr w:type="gramStart"/>
       <w:r>
@@ -660,7 +660,7 @@
           <w:bCs/>
           <w:lang w:val="fr-MA"/>
         </w:rPr>
-        <w:t xml:space="preserve">{{ </w:t>
+        <w:t xml:space="preserve"/>
       </w:r>
       <w:proofErr w:type="spellStart"/>
       <w:r>
@@ -669,7 +669,7 @@
           <w:bCs/>
           <w:lang w:val="fr-MA"/>
         </w:rPr>
-        <w:t>a.CIN</w:t>
+        <w:t/>
       </w:r>
       <w:proofErr w:type="spellEnd"/>
       <w:proofErr w:type="gramEnd"/>
@@ -679,7 +679,7 @@
           <w:bCs/>
           <w:lang w:val="fr-MA"/>
         </w:rPr>
-        <w:t xml:space="preserve"> }}, demeurant </w:t>
+        <w:t xml:space="preserve"/>
       </w:r>
       <w:proofErr w:type="spellStart"/>
       <w:r>
@@ -688,7 +688,7 @@
           <w:bCs/>
           <w:lang w:val="fr-MA"/>
         </w:rPr>
-        <w:t>a</w:t>
+        <w:t/>
       </w:r>
       <w:proofErr w:type="spellEnd"/>
       <w:r>
@@ -697,7 +697,7 @@
           <w:bCs/>
           <w:lang w:val="fr-MA"/>
         </w:rPr>
-        <w:t xml:space="preserve"> </w:t>
+        <w:t xml:space="preserve"/>
       </w:r>
       <w:proofErr w:type="gramStart"/>
       <w:r>
@@ -706,7 +706,7 @@
           <w:bCs/>
           <w:lang w:val="fr-MA"/>
         </w:rPr>
-        <w:t xml:space="preserve">{{ </w:t>
+        <w:t xml:space="preserve"/>
       </w:r>
       <w:proofErr w:type="spellStart"/>
       <w:r>
@@ -715,7 +715,7 @@
           <w:bCs/>
           <w:lang w:val="fr-MA"/>
         </w:rPr>
-        <w:t>a</w:t>
+        <w:t/>
       </w:r>
       <w:proofErr w:type="gramEnd"/>
       <w:r>
@@ -724,7 +724,7 @@
           <w:bCs/>
           <w:lang w:val="fr-MA"/>
         </w:rPr>
-        <w:t>.</w:t>
+        <w:t/>
       </w:r>
       <w:proofErr w:type="gramStart"/>
       <w:r>
@@ -733,7 +733,7 @@
           <w:bCs/>
           <w:lang w:val="fr-MA"/>
         </w:rPr>
-        <w:t>ADRESSE</w:t>
+        <w:t/>
       </w:r>
       <w:proofErr w:type="spellEnd"/>
       <w:r>
@@ -742,7 +742,7 @@
           <w:bCs/>
           <w:lang w:val="fr-MA"/>
         </w:rPr>
-        <w:t xml:space="preserve"> }</w:t>
+        <w:t xml:space="preserve"/>
       </w:r>
       <w:proofErr w:type="gramEnd"/>
       <w:r>
@@ -751,7 +751,7 @@
           <w:bCs/>
           <w:lang w:val="fr-MA"/>
         </w:rPr>
-        <w:t xml:space="preserve">}, </w:t>
+        <w:t xml:space="preserve"/>
       </w:r>
       <w:proofErr w:type="spellStart"/>
       <w:r>
@@ -760,7 +760,7 @@
           <w:bCs/>
           <w:lang w:val="fr-MA"/>
         </w:rPr>
-        <w:t>ci-apres</w:t>
+        <w:t/>
       </w:r>
       <w:proofErr w:type="spellEnd"/>
       <w:r>
@@ -769,7 +769,7 @@
           <w:bCs/>
           <w:lang w:val="fr-MA"/>
         </w:rPr>
-        <w:t xml:space="preserve"> </w:t>
+        <w:t xml:space="preserve"/>
       </w:r>
       <w:proofErr w:type="spellStart"/>
       <w:r>
@@ -778,7 +778,7 @@
           <w:bCs/>
           <w:lang w:val="fr-MA"/>
         </w:rPr>
-        <w:t>denomme</w:t>
+        <w:t/>
       </w:r>
       <w:proofErr w:type="spellEnd"/>
       <w:r>
@@ -787,7 +787,7 @@
           <w:bCs/>
           <w:lang w:val="fr-MA"/>
         </w:rPr>
-        <w:t xml:space="preserve">(e) « </w:t>
+        <w:t xml:space="preserve"/>
       </w:r>
       <w:proofErr w:type="gramStart"/>
       <w:r>
@@ -796,7 +796,7 @@
           <w:bCs/>
           <w:lang w:val="fr-MA"/>
         </w:rPr>
-        <w:t xml:space="preserve">{{ </w:t>
+        <w:t xml:space="preserve"/>
       </w:r>
       <w:proofErr w:type="spellStart"/>
       <w:r>
@@ -805,7 +805,7 @@
           <w:bCs/>
           <w:lang w:val="fr-MA"/>
         </w:rPr>
-        <w:t>a</w:t>
+        <w:t/>
       </w:r>
       <w:proofErr w:type="gramEnd"/>
       <w:r>
@@ -814,7 +814,7 @@
           <w:bCs/>
           <w:lang w:val="fr-MA"/>
         </w:rPr>
-        <w:t>.</w:t>
+        <w:t/>
       </w:r>
       <w:proofErr w:type="gramStart"/>
       <w:r>
@@ -823,7 +823,7 @@
           <w:bCs/>
           <w:lang w:val="fr-MA"/>
         </w:rPr>
-        <w:t>QUALITE</w:t>
+        <w:t/>
       </w:r>
       <w:proofErr w:type="spellEnd"/>
       <w:r>
@@ -832,7 +832,7 @@
           <w:bCs/>
           <w:lang w:val="fr-MA"/>
         </w:rPr>
-        <w:t xml:space="preserve"> }</w:t>
+        <w:t xml:space="preserve"/>
       </w:r>
       <w:proofErr w:type="gramEnd"/>
       <w:r>
@@ -841,7 +841,7 @@
           <w:bCs/>
           <w:lang w:val="fr-MA"/>
         </w:rPr>
-        <w:t>} ».</w:t>
+        <w:t/>
       </w:r>
     </w:p>
     <w:p>
@@ -976,7 +976,7 @@
         <w:rPr>
           <w:lang w:val="fr-MA"/>
         </w:rPr>
-        <w:t xml:space="preserve">La société prend la dénomination sociale suivante : </w:t>
+        <w:t xml:space="preserve">La société prend la dénomination sociale suivante : « _SOCIETE_RAISON_SOCIALE_ SARL ».</w:t>
       </w:r>
       <w:r>
         <w:rPr>
@@ -984,7 +984,7 @@
           <w:bCs/>
           <w:lang w:val="fr-MA"/>
         </w:rPr>
-        <w:t xml:space="preserve">« </w:t>
+        <w:t xml:space="preserve"/>
       </w:r>
       <w:proofErr w:type="gramStart"/>
       <w:r>
@@ -993,7 +993,7 @@
           <w:bCs/>
           <w:lang w:val="fr-MA"/>
         </w:rPr>
-        <w:t>{{ SOCIETE</w:t>
+        <w:t/>
       </w:r>
       <w:proofErr w:type="gramEnd"/>
       <w:r>
@@ -1002,7 +1002,7 @@
           <w:bCs/>
           <w:lang w:val="fr-MA"/>
         </w:rPr>
-        <w:t>_RAISON_</w:t>
+        <w:t/>
       </w:r>
       <w:proofErr w:type="gramStart"/>
       <w:r>
@@ -1011,7 +1011,7 @@
           <w:bCs/>
           <w:lang w:val="fr-MA"/>
         </w:rPr>
-        <w:t>SOCIALE }</w:t>
+        <w:t/>
       </w:r>
       <w:proofErr w:type="gramEnd"/>
       <w:r>
@@ -1020,7 +1020,7 @@
           <w:bCs/>
           <w:lang w:val="fr-MA"/>
         </w:rPr>
-        <w:t xml:space="preserve">} </w:t>
+        <w:t xml:space="preserve"/>
       </w:r>
       <w:r>
         <w:rPr>
@@ -1028,7 +1028,7 @@
           <w:bCs/>
           <w:lang w:val="fr-MA"/>
         </w:rPr>
-        <w:t>SARL ».</w:t>
+        <w:t/>
       </w:r>
     </w:p>
     <w:p>
@@ -1111,7 +1111,7 @@
           <w:sz w:val="22"/>
           <w:lang w:val="fr-FR"/>
         </w:rPr>
-        <w:t>•  {{ a</w:t>
+        <w:t>•  _a_</w:t>
       </w:r>
       <w:proofErr w:type="gramEnd"/>
       <w:r>
@@ -1119,7 +1119,7 @@
           <w:sz w:val="22"/>
           <w:lang w:val="fr-FR"/>
         </w:rPr>
-        <w:t xml:space="preserve"> }}</w:t>
+        <w:t xml:space="preserve"/>
       </w:r>
     </w:p>
     <w:p>
@@ -1202,7 +1202,7 @@
         <w:rPr>
           <w:lang w:val="fr-MA"/>
         </w:rPr>
-        <w:t xml:space="preserve">Le siège social est fixé à : </w:t>
+        <w:t xml:space="preserve">Le siège social est fixé à : _SOCIETE_ADRESSE_SIEGE_.</w:t>
       </w:r>
       <w:proofErr w:type="gramStart"/>
       <w:r>
@@ -1211,7 +1211,7 @@
           <w:bCs/>
           <w:lang w:val="fr-MA"/>
         </w:rPr>
-        <w:t>{{ SOCIETE</w:t>
+        <w:t/>
       </w:r>
       <w:proofErr w:type="gramEnd"/>
       <w:r>
@@ -1220,7 +1220,7 @@
           <w:bCs/>
           <w:lang w:val="fr-MA"/>
         </w:rPr>
-        <w:t>_ADRESSE_</w:t>
+        <w:t/>
       </w:r>
       <w:proofErr w:type="gramStart"/>
       <w:r>
@@ -1229,7 +1229,7 @@
           <w:bCs/>
           <w:lang w:val="fr-MA"/>
         </w:rPr>
-        <w:t>SIEGE }</w:t>
+        <w:t/>
       </w:r>
       <w:proofErr w:type="gramEnd"/>
       <w:r>
@@ -1238,7 +1238,7 @@
           <w:bCs/>
           <w:lang w:val="fr-MA"/>
         </w:rPr>
-        <w:t>}</w:t>
+        <w:t/>
       </w:r>
       <w:r>
         <w:rPr>
@@ -1246,7 +1246,7 @@
           <w:bCs/>
           <w:lang w:val="fr-MA"/>
         </w:rPr>
-        <w:t>.</w:t>
+        <w:t/>
       </w:r>
     </w:p>
     <w:p>
@@ -1345,7 +1345,7 @@
           <w:bCs/>
           <w:lang w:val="fr-MA"/>
         </w:rPr>
-        <w:t xml:space="preserve">{{ </w:t>
+        <w:t xml:space="preserve">_a.NOM_COMPLET_ apporte à la société la somme de _a.CAPITAL_DETENU_ dirhams.</w:t>
       </w:r>
       <w:proofErr w:type="spellStart"/>
       <w:r>
@@ -1354,7 +1354,7 @@
           <w:bCs/>
           <w:lang w:val="fr-MA"/>
         </w:rPr>
-        <w:t>a.NOM</w:t>
+        <w:t/>
       </w:r>
       <w:proofErr w:type="gramEnd"/>
       <w:r>
@@ -1363,7 +1363,7 @@
           <w:bCs/>
           <w:lang w:val="fr-MA"/>
         </w:rPr>
-        <w:t>_</w:t>
+        <w:t/>
       </w:r>
       <w:proofErr w:type="gramStart"/>
       <w:r>
@@ -1372,7 +1372,7 @@
           <w:bCs/>
           <w:lang w:val="fr-MA"/>
         </w:rPr>
-        <w:t>COMPLET</w:t>
+        <w:t/>
       </w:r>
       <w:proofErr w:type="spellEnd"/>
       <w:r>
@@ -1381,7 +1381,7 @@
           <w:bCs/>
           <w:lang w:val="fr-MA"/>
         </w:rPr>
-        <w:t xml:space="preserve"> }</w:t>
+        <w:t xml:space="preserve"/>
       </w:r>
       <w:proofErr w:type="gramEnd"/>
       <w:r>
@@ -1390,13 +1390,13 @@
           <w:bCs/>
           <w:lang w:val="fr-MA"/>
         </w:rPr>
-        <w:t>}</w:t>
-      </w:r>
-      <w:r>
-        <w:rPr>
-          <w:lang w:val="fr-MA"/>
-        </w:rPr>
-        <w:t xml:space="preserve"> apporte à la société la somme de </w:t>
+        <w:t/>
+      </w:r>
+      <w:r>
+        <w:rPr>
+          <w:lang w:val="fr-MA"/>
+        </w:rPr>
+        <w:t xml:space="preserve"/>
       </w:r>
       <w:proofErr w:type="gramStart"/>
       <w:r>
@@ -1405,7 +1405,7 @@
           <w:bCs/>
           <w:lang w:val="fr-MA"/>
         </w:rPr>
-        <w:t xml:space="preserve">{{ </w:t>
+        <w:t xml:space="preserve"/>
       </w:r>
       <w:proofErr w:type="spellStart"/>
       <w:r>
@@ -1414,7 +1414,7 @@
           <w:bCs/>
           <w:lang w:val="fr-MA"/>
         </w:rPr>
-        <w:t>a</w:t>
+        <w:t/>
       </w:r>
       <w:proofErr w:type="gramEnd"/>
       <w:r>
@@ -1423,7 +1423,7 @@
           <w:bCs/>
           <w:lang w:val="fr-MA"/>
         </w:rPr>
-        <w:t>.CAPITAL_</w:t>
+        <w:t/>
       </w:r>
       <w:proofErr w:type="gramStart"/>
       <w:r>
@@ -1432,7 +1432,7 @@
           <w:bCs/>
           <w:lang w:val="fr-MA"/>
         </w:rPr>
-        <w:t>DETENU</w:t>
+        <w:t/>
       </w:r>
       <w:proofErr w:type="spellEnd"/>
       <w:r>
@@ -1441,7 +1441,7 @@
           <w:bCs/>
           <w:lang w:val="fr-MA"/>
         </w:rPr>
-        <w:t xml:space="preserve"> }</w:t>
+        <w:t xml:space="preserve"/>
       </w:r>
       <w:proofErr w:type="gramEnd"/>
       <w:r>
@@ -1450,13 +1450,13 @@
           <w:bCs/>
           <w:lang w:val="fr-MA"/>
         </w:rPr>
-        <w:t>}</w:t>
-      </w:r>
-      <w:r>
-        <w:rPr>
-          <w:lang w:val="fr-MA"/>
-        </w:rPr>
-        <w:t xml:space="preserve"> dirhams.</w:t>
+        <w:t/>
+      </w:r>
+      <w:r>
+        <w:rPr>
+          <w:lang w:val="fr-MA"/>
+        </w:rPr>
+        <w:t xml:space="preserve"/>
       </w:r>
     </w:p>
     <w:p>
@@ -1504,7 +1504,7 @@
         <w:rPr>
           <w:lang w:val="fr-MA"/>
         </w:rPr>
-        <w:t xml:space="preserve">Le montant total des apports en numéraire est de </w:t>
+        <w:t xml:space="preserve">Le montant total des apports en numéraire est de _SOCIETE_CAPITAL_ dirhams. Les fonds seront déposés dans un compte bancaire ouvert au nom de la société sur une durée de cinq (5) ans.</w:t>
       </w:r>
       <w:proofErr w:type="gramStart"/>
       <w:r>
@@ -1513,7 +1513,7 @@
           <w:bCs/>
           <w:lang w:val="fr-MA"/>
         </w:rPr>
-        <w:t>{{ SOCIETE</w:t>
+        <w:t/>
       </w:r>
       <w:proofErr w:type="gramEnd"/>
       <w:r>
@@ -1522,7 +1522,7 @@
           <w:bCs/>
           <w:lang w:val="fr-MA"/>
         </w:rPr>
-        <w:t>_</w:t>
+        <w:t/>
       </w:r>
       <w:proofErr w:type="gramStart"/>
       <w:r>
@@ -1531,7 +1531,7 @@
           <w:bCs/>
           <w:lang w:val="fr-MA"/>
         </w:rPr>
-        <w:t>CAPITAL }</w:t>
+        <w:t/>
       </w:r>
       <w:proofErr w:type="gramEnd"/>
       <w:r>
@@ -1540,31 +1540,31 @@
           <w:bCs/>
           <w:lang w:val="fr-MA"/>
         </w:rPr>
-        <w:t>}</w:t>
-      </w:r>
-      <w:r>
-        <w:rPr>
-          <w:lang w:val="fr-MA"/>
-        </w:rPr>
-        <w:t xml:space="preserve"> </w:t>
-      </w:r>
-      <w:r>
-        <w:rPr>
-          <w:lang w:val="fr-MA"/>
-        </w:rPr>
-        <w:t>dirhams. Les fonds seront déposés dans un compte bancaire ouvert au nom de la société</w:t>
-      </w:r>
-      <w:r>
-        <w:rPr>
-          <w:lang w:val="fr-MA"/>
-        </w:rPr>
-        <w:t xml:space="preserve"> sur une durée de cinq (5) ans</w:t>
-      </w:r>
-      <w:r>
-        <w:rPr>
-          <w:lang w:val="fr-MA"/>
-        </w:rPr>
-        <w:t>.</w:t>
+        <w:t/>
+      </w:r>
+      <w:r>
+        <w:rPr>
+          <w:lang w:val="fr-MA"/>
+        </w:rPr>
+        <w:t xml:space="preserve"/>
+      </w:r>
+      <w:r>
+        <w:rPr>
+          <w:lang w:val="fr-MA"/>
+        </w:rPr>
+        <w:t/>
+      </w:r>
+      <w:r>
+        <w:rPr>
+          <w:lang w:val="fr-MA"/>
+        </w:rPr>
+        <w:t xml:space="preserve"/>
+      </w:r>
+      <w:r>
+        <w:rPr>
+          <w:lang w:val="fr-MA"/>
+        </w:rPr>
+        <w:t/>
       </w:r>
     </w:p>
     <w:p>
@@ -1592,7 +1592,7 @@
         <w:rPr>
           <w:lang w:val="fr-MA"/>
         </w:rPr>
-        <w:t xml:space="preserve">Le capital social est fixé à la somme de </w:t>
+        <w:t xml:space="preserve">Le capital social est fixé à la somme de _SOCIETE_CAPITAL_ dirhams.</w:t>
       </w:r>
       <w:proofErr w:type="gramStart"/>
       <w:r>
@@ -1601,7 +1601,7 @@
           <w:bCs/>
           <w:lang w:val="fr-MA"/>
         </w:rPr>
-        <w:t>{{ SOCIETE</w:t>
+        <w:t/>
       </w:r>
       <w:proofErr w:type="gramEnd"/>
       <w:r>
@@ -1610,7 +1610,7 @@
           <w:bCs/>
           <w:lang w:val="fr-MA"/>
         </w:rPr>
-        <w:t>_</w:t>
+        <w:t/>
       </w:r>
       <w:proofErr w:type="gramStart"/>
       <w:r>
@@ -1619,7 +1619,7 @@
           <w:bCs/>
           <w:lang w:val="fr-MA"/>
         </w:rPr>
-        <w:t>CAPITAL }</w:t>
+        <w:t/>
       </w:r>
       <w:proofErr w:type="gramEnd"/>
       <w:r>
@@ -1628,7 +1628,7 @@
           <w:bCs/>
           <w:lang w:val="fr-MA"/>
         </w:rPr>
-        <w:t>}</w:t>
+        <w:t/>
       </w:r>
       <w:r>
         <w:rPr>
@@ -1636,19 +1636,19 @@
           <w:bCs/>
           <w:lang w:val="fr-MA"/>
         </w:rPr>
-        <w:t xml:space="preserve"> </w:t>
-      </w:r>
-      <w:r>
-        <w:rPr>
-          <w:lang w:val="fr-MA"/>
-        </w:rPr>
-        <w:t>dirhams</w:t>
-      </w:r>
-      <w:r>
-        <w:rPr>
-          <w:lang w:val="fr-MA"/>
-        </w:rPr>
-        <w:t>.</w:t>
+        <w:t xml:space="preserve"/>
+      </w:r>
+      <w:r>
+        <w:rPr>
+          <w:lang w:val="fr-MA"/>
+        </w:rPr>
+        <w:t/>
+      </w:r>
+      <w:r>
+        <w:rPr>
+          <w:lang w:val="fr-MA"/>
+        </w:rPr>
+        <w:t/>
       </w:r>
     </w:p>
     <w:p>
@@ -1662,7 +1662,7 @@
         <w:rPr>
           <w:lang w:val="fr-MA"/>
         </w:rPr>
-        <w:t xml:space="preserve">Il est divisé en </w:t>
+        <w:t xml:space="preserve">Il est divisé en _SOCIETE_PART_SOCIAL_ parts sociales de _SOCIETE_VALEUR_NOMINALE_ dirhams chacune, entièrement souscrites par les associés.</w:t>
       </w:r>
       <w:proofErr w:type="gramStart"/>
       <w:r>
@@ -1671,7 +1671,7 @@
           <w:bCs/>
           <w:lang w:val="fr-MA"/>
         </w:rPr>
-        <w:t>{{ SOCIETE</w:t>
+        <w:t/>
       </w:r>
       <w:proofErr w:type="gramEnd"/>
       <w:r>
@@ -1680,7 +1680,7 @@
           <w:bCs/>
           <w:lang w:val="fr-MA"/>
         </w:rPr>
-        <w:t>_PART_</w:t>
+        <w:t/>
       </w:r>
       <w:proofErr w:type="gramStart"/>
       <w:r>
@@ -1689,7 +1689,7 @@
           <w:bCs/>
           <w:lang w:val="fr-MA"/>
         </w:rPr>
-        <w:t>SOCIAL }</w:t>
+        <w:t/>
       </w:r>
       <w:proofErr w:type="gramEnd"/>
       <w:r>
@@ -1698,7 +1698,7 @@
           <w:bCs/>
           <w:lang w:val="fr-MA"/>
         </w:rPr>
-        <w:t>}</w:t>
+        <w:t/>
       </w:r>
       <w:r>
         <w:rPr>
@@ -1706,13 +1706,13 @@
           <w:bCs/>
           <w:lang w:val="fr-MA"/>
         </w:rPr>
-        <w:t xml:space="preserve"> </w:t>
-      </w:r>
-      <w:r>
-        <w:rPr>
-          <w:lang w:val="fr-MA"/>
-        </w:rPr>
-        <w:t xml:space="preserve">parts sociales de </w:t>
+        <w:t xml:space="preserve"/>
+      </w:r>
+      <w:r>
+        <w:rPr>
+          <w:lang w:val="fr-MA"/>
+        </w:rPr>
+        <w:t xml:space="preserve"/>
       </w:r>
       <w:proofErr w:type="gramStart"/>
       <w:r>
@@ -1721,7 +1721,7 @@
           <w:bCs/>
           <w:lang w:val="fr-MA"/>
         </w:rPr>
-        <w:t>{{ SOCIETE</w:t>
+        <w:t/>
       </w:r>
       <w:proofErr w:type="gramEnd"/>
       <w:r>
@@ -1730,7 +1730,7 @@
           <w:bCs/>
           <w:lang w:val="fr-MA"/>
         </w:rPr>
-        <w:t>_VALEUR_</w:t>
+        <w:t/>
       </w:r>
       <w:proofErr w:type="gramStart"/>
       <w:r>
@@ -1739,7 +1739,7 @@
           <w:bCs/>
           <w:lang w:val="fr-MA"/>
         </w:rPr>
-        <w:t>NOMINALE }</w:t>
+        <w:t/>
       </w:r>
       <w:proofErr w:type="gramEnd"/>
       <w:r>
@@ -1748,7 +1748,7 @@
           <w:bCs/>
           <w:lang w:val="fr-MA"/>
         </w:rPr>
-        <w:t>}</w:t>
+        <w:t/>
       </w:r>
       <w:r>
         <w:rPr>
@@ -1756,13 +1756,13 @@
           <w:bCs/>
           <w:lang w:val="fr-MA"/>
         </w:rPr>
-        <w:t xml:space="preserve"> </w:t>
-      </w:r>
-      <w:r>
-        <w:rPr>
-          <w:lang w:val="fr-MA"/>
-        </w:rPr>
-        <w:t>dirhams chacune, entièrement souscrites par les associés.</w:t>
+        <w:t xml:space="preserve"/>
+      </w:r>
+      <w:r>
+        <w:rPr>
+          <w:lang w:val="fr-MA"/>
+        </w:rPr>
+        <w:t/>
       </w:r>
     </w:p>
     <w:p>
@@ -1954,7 +1954,7 @@
                 <w:bCs/>
                 <w:lang w:val="en-US"/>
               </w:rPr>
-              <w:t xml:space="preserve">{{ </w:t>
+              <w:t xml:space="preserve">_a.NOM_COMPLET_</w:t>
             </w:r>
             <w:proofErr w:type="spellStart"/>
             <w:r>
@@ -1963,7 +1963,7 @@
                 <w:bCs/>
                 <w:lang w:val="en-US"/>
               </w:rPr>
-              <w:t>a.NOM</w:t>
+              <w:t/>
             </w:r>
             <w:proofErr w:type="gramEnd"/>
             <w:r>
@@ -1972,7 +1972,7 @@
                 <w:bCs/>
                 <w:lang w:val="en-US"/>
               </w:rPr>
-              <w:t>_COMPLET</w:t>
+              <w:t/>
             </w:r>
             <w:proofErr w:type="spellEnd"/>
             <w:r>
@@ -1981,7 +1981,7 @@
                 <w:bCs/>
                 <w:lang w:val="en-US"/>
               </w:rPr>
-              <w:t xml:space="preserve"> }}</w:t>
+              <w:t xml:space="preserve"/>
             </w:r>
           </w:p>
         </w:tc>
@@ -2012,7 +2012,7 @@
                 <w:bCs/>
                 <w:lang w:val="en-US"/>
               </w:rPr>
-              <w:t xml:space="preserve">{{ </w:t>
+              <w:t xml:space="preserve">_a.CAPITAL_DETENU_ DH</w:t>
             </w:r>
             <w:proofErr w:type="spellStart"/>
             <w:r>
@@ -2021,7 +2021,7 @@
                 <w:bCs/>
                 <w:lang w:val="en-US"/>
               </w:rPr>
-              <w:t>a</w:t>
+              <w:t/>
             </w:r>
             <w:proofErr w:type="gramEnd"/>
             <w:r>
@@ -2030,7 +2030,7 @@
                 <w:bCs/>
                 <w:lang w:val="en-US"/>
               </w:rPr>
-              <w:t>.CAPITAL_</w:t>
+              <w:t/>
             </w:r>
             <w:proofErr w:type="gramStart"/>
             <w:r>
@@ -2039,7 +2039,7 @@
                 <w:bCs/>
                 <w:lang w:val="en-US"/>
               </w:rPr>
-              <w:t>DETENU</w:t>
+              <w:t/>
             </w:r>
             <w:proofErr w:type="spellEnd"/>
             <w:r>
@@ -2048,7 +2048,7 @@
                 <w:bCs/>
                 <w:lang w:val="en-US"/>
               </w:rPr>
-              <w:t xml:space="preserve"> }</w:t>
+              <w:t xml:space="preserve"/>
             </w:r>
             <w:proofErr w:type="gramEnd"/>
             <w:r>
@@ -2057,7 +2057,7 @@
                 <w:bCs/>
                 <w:lang w:val="en-US"/>
               </w:rPr>
-              <w:t xml:space="preserve">} </w:t>
+              <w:t xml:space="preserve"/>
             </w:r>
             <w:r>
               <w:rPr>
@@ -2065,7 +2065,7 @@
                 <w:bCs/>
                 <w:sz w:val="17"/>
               </w:rPr>
-              <w:t>DH</w:t>
+              <w:t/>
             </w:r>
           </w:p>
         </w:tc>
@@ -2096,7 +2096,7 @@
                 <w:bCs/>
                 <w:lang w:val="en-US"/>
               </w:rPr>
-              <w:t xml:space="preserve">{{ </w:t>
+              <w:t xml:space="preserve">_a.PARTS_</w:t>
             </w:r>
             <w:proofErr w:type="spellStart"/>
             <w:r>
@@ -2105,7 +2105,7 @@
                 <w:bCs/>
                 <w:lang w:val="en-US"/>
               </w:rPr>
-              <w:t>a</w:t>
+              <w:t/>
             </w:r>
             <w:proofErr w:type="gramEnd"/>
             <w:r>
@@ -2114,7 +2114,7 @@
                 <w:bCs/>
                 <w:lang w:val="en-US"/>
               </w:rPr>
-              <w:t>.PARTS</w:t>
+              <w:t/>
             </w:r>
             <w:proofErr w:type="spellEnd"/>
             <w:r>
@@ -2123,7 +2123,7 @@
                 <w:bCs/>
                 <w:lang w:val="en-US"/>
               </w:rPr>
-              <w:t xml:space="preserve"> }}</w:t>
+              <w:t xml:space="preserve"/>
             </w:r>
           </w:p>
         </w:tc>
@@ -2154,7 +2154,7 @@
                 <w:bCs/>
                 <w:sz w:val="17"/>
               </w:rPr>
-              <w:t xml:space="preserve">{{ </w:t>
+              <w:t xml:space="preserve">_a.POURCENTAGE_ [%]</w:t>
             </w:r>
             <w:proofErr w:type="spellStart"/>
             <w:r>
@@ -2163,7 +2163,7 @@
                 <w:bCs/>
                 <w:sz w:val="17"/>
               </w:rPr>
-              <w:t>a</w:t>
+              <w:t/>
             </w:r>
             <w:proofErr w:type="gramEnd"/>
             <w:r>
@@ -2172,7 +2172,7 @@
                 <w:bCs/>
                 <w:sz w:val="17"/>
               </w:rPr>
-              <w:t>.</w:t>
+              <w:t/>
             </w:r>
             <w:proofErr w:type="gramStart"/>
             <w:r>
@@ -2181,7 +2181,7 @@
                 <w:bCs/>
                 <w:sz w:val="17"/>
               </w:rPr>
-              <w:t>POURCENTAGE</w:t>
+              <w:t/>
             </w:r>
             <w:proofErr w:type="spellEnd"/>
             <w:r>
@@ -2190,7 +2190,7 @@
                 <w:bCs/>
                 <w:sz w:val="17"/>
               </w:rPr>
-              <w:t xml:space="preserve"> }</w:t>
+              <w:t xml:space="preserve"/>
             </w:r>
             <w:proofErr w:type="gramEnd"/>
             <w:r>
@@ -2199,7 +2199,7 @@
                 <w:bCs/>
                 <w:sz w:val="17"/>
               </w:rPr>
-              <w:t>} [%]</w:t>
+              <w:t/>
             </w:r>
           </w:p>
         </w:tc>
@@ -2502,7 +2502,7 @@
         <w:rPr>
           <w:lang w:val="fr-MA"/>
         </w:rPr>
-        <w:t xml:space="preserve">Est nommé en qualité de gérant associe : </w:t>
+        <w:t xml:space="preserve">Est nommé en qualité de gérant associe : _GERANT_NOM_COMPLET_, né(e) le _GERANT_DATE_NAISSANCE_ à _GERANT_LIEU_NAISSANCE_, titulaire de la CIN n° _GERANT_CIN_, demeurant à _GERANT_ADRESSE_.</w:t>
       </w:r>
       <w:proofErr w:type="gramStart"/>
       <w:r>
@@ -2511,7 +2511,7 @@
           <w:bCs/>
           <w:lang w:val="fr-MA"/>
         </w:rPr>
-        <w:t>{{ GERANT</w:t>
+        <w:t/>
       </w:r>
       <w:proofErr w:type="gramEnd"/>
       <w:r>
@@ -2520,7 +2520,7 @@
           <w:bCs/>
           <w:lang w:val="fr-MA"/>
         </w:rPr>
-        <w:t>_NOM_</w:t>
+        <w:t/>
       </w:r>
       <w:proofErr w:type="gramStart"/>
       <w:r>
@@ -2529,7 +2529,7 @@
           <w:bCs/>
           <w:lang w:val="fr-MA"/>
         </w:rPr>
-        <w:t>COMPLET }</w:t>
+        <w:t/>
       </w:r>
       <w:proofErr w:type="gramEnd"/>
       <w:r>
@@ -2538,13 +2538,13 @@
           <w:bCs/>
           <w:lang w:val="fr-MA"/>
         </w:rPr>
-        <w:t xml:space="preserve">}, </w:t>
-      </w:r>
-      <w:r>
-        <w:rPr>
-          <w:lang w:val="fr-MA"/>
-        </w:rPr>
-        <w:t>né(e) le</w:t>
+        <w:t xml:space="preserve"/>
+      </w:r>
+      <w:r>
+        <w:rPr>
+          <w:lang w:val="fr-MA"/>
+        </w:rPr>
+        <w:t/>
       </w:r>
       <w:r>
         <w:rPr>
@@ -2552,7 +2552,7 @@
           <w:bCs/>
           <w:lang w:val="fr-MA"/>
         </w:rPr>
-        <w:t xml:space="preserve"> </w:t>
+        <w:t xml:space="preserve"/>
       </w:r>
       <w:proofErr w:type="gramStart"/>
       <w:r>
@@ -2561,7 +2561,7 @@
           <w:bCs/>
           <w:lang w:val="fr-MA"/>
         </w:rPr>
-        <w:t>{{ GERANT</w:t>
+        <w:t/>
       </w:r>
       <w:proofErr w:type="gramEnd"/>
       <w:r>
@@ -2570,7 +2570,7 @@
           <w:bCs/>
           <w:lang w:val="fr-MA"/>
         </w:rPr>
-        <w:t>_DATE_</w:t>
+        <w:t/>
       </w:r>
       <w:proofErr w:type="gramStart"/>
       <w:r>
@@ -2579,7 +2579,7 @@
           <w:bCs/>
           <w:lang w:val="fr-MA"/>
         </w:rPr>
-        <w:t>NAISSANCE }</w:t>
+        <w:t/>
       </w:r>
       <w:proofErr w:type="gramEnd"/>
       <w:r>
@@ -2588,7 +2588,7 @@
           <w:bCs/>
           <w:lang w:val="fr-MA"/>
         </w:rPr>
-        <w:t xml:space="preserve">} à </w:t>
+        <w:t xml:space="preserve"/>
       </w:r>
       <w:proofErr w:type="gramStart"/>
       <w:r>
@@ -2597,7 +2597,7 @@
           <w:bCs/>
           <w:lang w:val="fr-MA"/>
         </w:rPr>
-        <w:t>{{ GERANT</w:t>
+        <w:t/>
       </w:r>
       <w:proofErr w:type="gramEnd"/>
       <w:r>
@@ -2606,7 +2606,7 @@
           <w:bCs/>
           <w:lang w:val="fr-MA"/>
         </w:rPr>
-        <w:t>_LIEU_</w:t>
+        <w:t/>
       </w:r>
       <w:proofErr w:type="gramStart"/>
       <w:r>
@@ -2615,7 +2615,7 @@
           <w:bCs/>
           <w:lang w:val="fr-MA"/>
         </w:rPr>
-        <w:t>NAISSANCE }</w:t>
+        <w:t/>
       </w:r>
       <w:proofErr w:type="gramEnd"/>
       <w:r>
@@ -2624,13 +2624,13 @@
           <w:bCs/>
           <w:lang w:val="fr-MA"/>
         </w:rPr>
-        <w:t xml:space="preserve">}, </w:t>
-      </w:r>
-      <w:r>
-        <w:rPr>
-          <w:lang w:val="fr-MA"/>
-        </w:rPr>
-        <w:t>titulaire de la CIN n°</w:t>
+        <w:t xml:space="preserve"/>
+      </w:r>
+      <w:r>
+        <w:rPr>
+          <w:lang w:val="fr-MA"/>
+        </w:rPr>
+        <w:t/>
       </w:r>
       <w:r>
         <w:rPr>
@@ -2638,7 +2638,7 @@
           <w:bCs/>
           <w:lang w:val="fr-MA"/>
         </w:rPr>
-        <w:t xml:space="preserve"> </w:t>
+        <w:t xml:space="preserve"/>
       </w:r>
       <w:proofErr w:type="gramStart"/>
       <w:r>
@@ -2647,7 +2647,7 @@
           <w:bCs/>
           <w:lang w:val="fr-MA"/>
         </w:rPr>
-        <w:t>{{ GERANT</w:t>
+        <w:t/>
       </w:r>
       <w:proofErr w:type="gramEnd"/>
       <w:r>
@@ -2656,7 +2656,7 @@
           <w:bCs/>
           <w:lang w:val="fr-MA"/>
         </w:rPr>
-        <w:t>_</w:t>
+        <w:t/>
       </w:r>
       <w:proofErr w:type="gramStart"/>
       <w:r>
@@ -2665,7 +2665,7 @@
           <w:bCs/>
           <w:lang w:val="fr-MA"/>
         </w:rPr>
-        <w:t>CIN }</w:t>
+        <w:t/>
       </w:r>
       <w:proofErr w:type="gramEnd"/>
       <w:r>
@@ -2674,13 +2674,13 @@
           <w:bCs/>
           <w:lang w:val="fr-MA"/>
         </w:rPr>
-        <w:t xml:space="preserve">}, </w:t>
-      </w:r>
-      <w:r>
-        <w:rPr>
-          <w:lang w:val="fr-MA"/>
-        </w:rPr>
-        <w:t>demeurant à</w:t>
+        <w:t xml:space="preserve"/>
+      </w:r>
+      <w:r>
+        <w:rPr>
+          <w:lang w:val="fr-MA"/>
+        </w:rPr>
+        <w:t/>
       </w:r>
       <w:r>
         <w:rPr>
@@ -2688,7 +2688,7 @@
           <w:bCs/>
           <w:lang w:val="fr-MA"/>
         </w:rPr>
-        <w:t xml:space="preserve"> </w:t>
+        <w:t xml:space="preserve"/>
       </w:r>
       <w:proofErr w:type="gramStart"/>
       <w:r>
@@ -2697,7 +2697,7 @@
           <w:bCs/>
           <w:lang w:val="fr-MA"/>
         </w:rPr>
-        <w:t>{{ GERANT</w:t>
+        <w:t/>
       </w:r>
       <w:proofErr w:type="gramEnd"/>
       <w:r>
@@ -2706,7 +2706,7 @@
           <w:bCs/>
           <w:lang w:val="fr-MA"/>
         </w:rPr>
-        <w:t>_</w:t>
+        <w:t/>
       </w:r>
       <w:proofErr w:type="gramStart"/>
       <w:r>
@@ -2715,7 +2715,7 @@
           <w:bCs/>
           <w:lang w:val="fr-MA"/>
         </w:rPr>
-        <w:t>ADRESSE }</w:t>
+        <w:t/>
       </w:r>
       <w:proofErr w:type="gramEnd"/>
       <w:r>
@@ -2724,7 +2724,7 @@
           <w:bCs/>
           <w:lang w:val="fr-MA"/>
         </w:rPr>
-        <w:t>}.</w:t>
+        <w:t/>
       </w:r>
     </w:p>
     <w:p>
@@ -2752,14 +2752,14 @@
         <w:rPr>
           <w:lang w:val="fr-MA"/>
         </w:rPr>
-        <w:t xml:space="preserve">Le gérant est nommé pour une durée </w:t>
+        <w:t xml:space="preserve">Le gérant est nommé pour une durée _GERANT_DUREE_GERANCE_, renouvelable par décision des associés.</w:t>
       </w:r>
       <w:proofErr w:type="gramStart"/>
       <w:r>
         <w:rPr>
           <w:lang w:val="fr-MA"/>
         </w:rPr>
-        <w:t>{</w:t>
+        <w:t/>
       </w:r>
       <w:r>
         <w:rPr>
@@ -2767,7 +2767,7 @@
           <w:bCs/>
           <w:lang w:val="fr-MA"/>
         </w:rPr>
-        <w:t>{ GERANT</w:t>
+        <w:t/>
       </w:r>
       <w:proofErr w:type="gramEnd"/>
       <w:r>
@@ -2776,7 +2776,7 @@
           <w:bCs/>
           <w:lang w:val="fr-MA"/>
         </w:rPr>
-        <w:t>_DUREE_</w:t>
+        <w:t/>
       </w:r>
       <w:proofErr w:type="gramStart"/>
       <w:r>
@@ -2785,7 +2785,7 @@
           <w:bCs/>
           <w:lang w:val="fr-MA"/>
         </w:rPr>
-        <w:t>GERANCE }</w:t>
+        <w:t/>
       </w:r>
       <w:proofErr w:type="gramEnd"/>
       <w:r>
@@ -2794,13 +2794,13 @@
           <w:bCs/>
           <w:lang w:val="fr-MA"/>
         </w:rPr>
-        <w:t>}</w:t>
-      </w:r>
-      <w:r>
-        <w:rPr>
-          <w:lang w:val="fr-MA"/>
-        </w:rPr>
-        <w:t>, renouvelable par décision des associés.</w:t>
+        <w:t/>
+      </w:r>
+      <w:r>
+        <w:rPr>
+          <w:lang w:val="fr-MA"/>
+        </w:rPr>
+        <w:t/>
       </w:r>
     </w:p>
     <w:p>
@@ -2927,7 +2927,7 @@
         <w:rPr>
           <w:lang w:val="fr-MA"/>
         </w:rPr>
-        <w:t xml:space="preserve">La signature bancaire de la société est confiée au gérant associé : </w:t>
+        <w:t xml:space="preserve">La signature bancaire de la société est confiée au gérant associé : _GERANT_NOM_COMPLET_.</w:t>
       </w:r>
       <w:proofErr w:type="gramStart"/>
       <w:r>
@@ -2936,7 +2936,7 @@
           <w:bCs/>
           <w:lang w:val="fr-MA"/>
         </w:rPr>
-        <w:t>{{ GERANT</w:t>
+        <w:t/>
       </w:r>
       <w:proofErr w:type="gramEnd"/>
       <w:r>
@@ -2945,7 +2945,7 @@
           <w:bCs/>
           <w:lang w:val="fr-MA"/>
         </w:rPr>
-        <w:t>_NOM_</w:t>
+        <w:t/>
       </w:r>
       <w:proofErr w:type="gramStart"/>
       <w:r>
@@ -2954,7 +2954,7 @@
           <w:bCs/>
           <w:lang w:val="fr-MA"/>
         </w:rPr>
-        <w:t>COMPLET }</w:t>
+        <w:t/>
       </w:r>
       <w:proofErr w:type="gramEnd"/>
       <w:r>
@@ -2963,7 +2963,7 @@
           <w:bCs/>
           <w:lang w:val="fr-MA"/>
         </w:rPr>
-        <w:t>}</w:t>
+        <w:t/>
       </w:r>
       <w:r>
         <w:rPr>
@@ -2971,7 +2971,7 @@
           <w:bCs/>
           <w:lang w:val="fr-MA"/>
         </w:rPr>
-        <w:t>.</w:t>
+        <w:t/>
       </w:r>
     </w:p>
     <w:p>
@@ -3693,7 +3693,7 @@
         <w:rPr>
           <w:lang w:val="fr-MA"/>
         </w:rPr>
-        <w:t xml:space="preserve">Tout litige relatif aux présents statuts ou à la vie de la société relève de la compétence du </w:t>
+        <w:t xml:space="preserve">Tout litige relatif aux présents statuts ou à la vie de la société relève de la compétence du _SOCIETE_TRIBUNAL_TYPE_ de _SOCIETE_TRIBUNAL_ , sauf disposition légale contraire.</w:t>
       </w:r>
       <w:proofErr w:type="gramStart"/>
       <w:r>
@@ -3702,7 +3702,7 @@
           <w:bCs/>
           <w:lang w:val="fr-MA"/>
         </w:rPr>
-        <w:t>{{ SOCIETE</w:t>
+        <w:t/>
       </w:r>
       <w:proofErr w:type="gramEnd"/>
       <w:r>
@@ -3711,7 +3711,7 @@
           <w:bCs/>
           <w:lang w:val="fr-MA"/>
         </w:rPr>
-        <w:t>_TRIBUNAL_</w:t>
+        <w:t/>
       </w:r>
       <w:proofErr w:type="gramStart"/>
       <w:r>
@@ -3720,7 +3720,7 @@
           <w:bCs/>
           <w:lang w:val="fr-MA"/>
         </w:rPr>
-        <w:t>TYPE }</w:t>
+        <w:t/>
       </w:r>
       <w:proofErr w:type="gramEnd"/>
       <w:r>
@@ -3729,7 +3729,7 @@
           <w:bCs/>
           <w:lang w:val="fr-MA"/>
         </w:rPr>
-        <w:t>}</w:t>
+        <w:t/>
       </w:r>
       <w:r>
         <w:rPr>
@@ -3737,13 +3737,13 @@
           <w:bCs/>
           <w:lang w:val="fr-MA"/>
         </w:rPr>
-        <w:t xml:space="preserve"> </w:t>
-      </w:r>
-      <w:r>
-        <w:rPr>
-          <w:lang w:val="fr-MA"/>
-        </w:rPr>
-        <w:t xml:space="preserve">de </w:t>
+        <w:t xml:space="preserve"/>
+      </w:r>
+      <w:r>
+        <w:rPr>
+          <w:lang w:val="fr-MA"/>
+        </w:rPr>
+        <w:t xml:space="preserve"/>
       </w:r>
       <w:proofErr w:type="gramStart"/>
       <w:r>
@@ -3752,7 +3752,7 @@
           <w:bCs/>
           <w:lang w:val="fr-MA"/>
         </w:rPr>
-        <w:t>{{ SOCIETE</w:t>
+        <w:t/>
       </w:r>
       <w:proofErr w:type="gramEnd"/>
       <w:r>
@@ -3761,7 +3761,7 @@
           <w:bCs/>
           <w:lang w:val="fr-MA"/>
         </w:rPr>
-        <w:t>_</w:t>
+        <w:t/>
       </w:r>
       <w:proofErr w:type="gramStart"/>
       <w:r>
@@ -3770,7 +3770,7 @@
           <w:bCs/>
           <w:lang w:val="fr-MA"/>
         </w:rPr>
-        <w:t>TRIBUNAL }</w:t>
+        <w:t/>
       </w:r>
       <w:proofErr w:type="gramEnd"/>
       <w:r>
@@ -3779,7 +3779,7 @@
           <w:bCs/>
           <w:lang w:val="fr-MA"/>
         </w:rPr>
-        <w:t>}</w:t>
+        <w:t/>
       </w:r>
       <w:r>
         <w:rPr>
@@ -3787,7 +3787,7 @@
           <w:bCs/>
           <w:lang w:val="fr-MA"/>
         </w:rPr>
-        <w:t xml:space="preserve"> </w:t>
+        <w:t xml:space="preserve"/>
       </w:r>
       <w:r>
         <w:rPr>
@@ -3795,13 +3795,13 @@
           <w:bCs/>
           <w:lang w:val="fr-MA"/>
         </w:rPr>
-        <w:t>,</w:t>
-      </w:r>
-      <w:r>
-        <w:rPr>
-          <w:lang w:val="fr-MA"/>
-        </w:rPr>
-        <w:t xml:space="preserve"> sauf disposition légale contraire.</w:t>
+        <w:t/>
+      </w:r>
+      <w:r>
+        <w:rPr>
+          <w:lang w:val="fr-MA"/>
+        </w:rPr>
+        <w:t xml:space="preserve"/>
       </w:r>
     </w:p>
     <w:p>
@@ -3829,7 +3829,7 @@
         <w:rPr>
           <w:lang w:val="fr-MA"/>
         </w:rPr>
-        <w:t xml:space="preserve">Fait à </w:t>
+        <w:t xml:space="preserve">Fait à _SOCIETE_TRIBUNAL_, le …………………………., en 5 exemplaires originaux.</w:t>
       </w:r>
       <w:proofErr w:type="gramStart"/>
       <w:r>
@@ -3838,7 +3838,7 @@
           <w:bCs/>
           <w:lang w:val="fr-MA"/>
         </w:rPr>
-        <w:t>{{ SOCIETE</w:t>
+        <w:t/>
       </w:r>
       <w:proofErr w:type="gramEnd"/>
       <w:r>
@@ -3847,7 +3847,7 @@
           <w:bCs/>
           <w:lang w:val="fr-MA"/>
         </w:rPr>
-        <w:t>_</w:t>
+        <w:t/>
       </w:r>
       <w:proofErr w:type="gramStart"/>
       <w:r>
@@ -3856,7 +3856,7 @@
           <w:bCs/>
           <w:lang w:val="fr-MA"/>
         </w:rPr>
-        <w:t>TRIBUNAL }</w:t>
+        <w:t/>
       </w:r>
       <w:proofErr w:type="gramEnd"/>
       <w:r>
@@ -3865,7 +3865,7 @@
           <w:bCs/>
           <w:lang w:val="fr-MA"/>
         </w:rPr>
-        <w:t>}</w:t>
+        <w:t/>
       </w:r>
       <w:r>
         <w:rPr>
@@ -3873,39 +3873,39 @@
           <w:bCs/>
           <w:lang w:val="fr-MA"/>
         </w:rPr>
-        <w:t xml:space="preserve">, </w:t>
-      </w:r>
-      <w:r>
-        <w:rPr>
-          <w:lang w:val="fr-MA"/>
-        </w:rPr>
-        <w:t xml:space="preserve">le </w:t>
-      </w:r>
-      <w:r>
-        <w:rPr>
-          <w:lang w:val="fr-MA"/>
-        </w:rPr>
-        <w:t>……………………</w:t>
+        <w:t xml:space="preserve"/>
+      </w:r>
+      <w:r>
+        <w:rPr>
+          <w:lang w:val="fr-MA"/>
+        </w:rPr>
+        <w:t xml:space="preserve"/>
+      </w:r>
+      <w:r>
+        <w:rPr>
+          <w:lang w:val="fr-MA"/>
+        </w:rPr>
+        <w:t/>
       </w:r>
       <w:proofErr w:type="gramStart"/>
       <w:r>
         <w:rPr>
           <w:lang w:val="fr-MA"/>
         </w:rPr>
-        <w:t>…….</w:t>
+        <w:t/>
       </w:r>
       <w:proofErr w:type="gramEnd"/>
       <w:r>
         <w:rPr>
           <w:lang w:val="fr-MA"/>
         </w:rPr>
-        <w:t xml:space="preserve">, </w:t>
-      </w:r>
-      <w:r>
-        <w:rPr>
-          <w:lang w:val="fr-MA"/>
-        </w:rPr>
-        <w:t xml:space="preserve">en </w:t>
+        <w:t xml:space="preserve"/>
+      </w:r>
+      <w:r>
+        <w:rPr>
+          <w:lang w:val="fr-MA"/>
+        </w:rPr>
+        <w:t xml:space="preserve"/>
       </w:r>
       <w:r>
         <w:rPr>
@@ -3913,13 +3913,13 @@
           <w:bCs/>
           <w:lang w:val="fr-MA"/>
         </w:rPr>
-        <w:t>5</w:t>
-      </w:r>
-      <w:r>
-        <w:rPr>
-          <w:lang w:val="fr-MA"/>
-        </w:rPr>
-        <w:t xml:space="preserve"> exemplaires originaux.</w:t>
+        <w:t/>
+      </w:r>
+      <w:r>
+        <w:rPr>
+          <w:lang w:val="fr-MA"/>
+        </w:rPr>
+        <w:t xml:space="preserve"/>
       </w:r>
     </w:p>
     <w:tbl>
@@ -4018,19 +4018,19 @@
               <w:rPr>
                 <w:sz w:val="18"/>
               </w:rPr>
-              <w:t>Associé 1</w:t>
+              <w:t>Associé 1 - Associé GérantNom : _a.NOM_COMPLET_Mention manuscrite : « Lu et approuvé, bon pour acceptation des statuts et des fonctions de gérant » Signature : ______________________</w:t>
             </w:r>
             <w:r>
               <w:rPr>
                 <w:sz w:val="18"/>
               </w:rPr>
-              <w:t xml:space="preserve"> - </w:t>
+              <w:t xml:space="preserve"/>
             </w:r>
             <w:r>
               <w:rPr>
                 <w:sz w:val="18"/>
               </w:rPr>
-              <w:t>Associé Gérant</w:t>
+              <w:t/>
             </w:r>
             <w:r>
               <w:br/>
@@ -4039,35 +4039,35 @@
               <w:rPr>
                 <w:sz w:val="18"/>
               </w:rPr>
-              <w:t xml:space="preserve">Nom : </w:t>
+              <w:t xml:space="preserve"/>
             </w:r>
             <w:proofErr w:type="gramStart"/>
             <w:r>
               <w:rPr>
                 <w:sz w:val="18"/>
               </w:rPr>
-              <w:t xml:space="preserve">{{ </w:t>
+              <w:t xml:space="preserve"/>
             </w:r>
             <w:proofErr w:type="spellStart"/>
             <w:r>
               <w:rPr>
                 <w:sz w:val="18"/>
               </w:rPr>
-              <w:t>a.NOM</w:t>
+              <w:t/>
             </w:r>
             <w:proofErr w:type="gramEnd"/>
             <w:r>
               <w:rPr>
                 <w:sz w:val="18"/>
               </w:rPr>
-              <w:t>_COMPLET</w:t>
+              <w:t/>
             </w:r>
             <w:proofErr w:type="spellEnd"/>
             <w:r>
               <w:rPr>
                 <w:sz w:val="18"/>
               </w:rPr>
-              <w:t xml:space="preserve"> }}</w:t>
+              <w:t xml:space="preserve"/>
             </w:r>
             <w:r>
               <w:br/>
@@ -4076,13 +4076,13 @@
               <w:rPr>
                 <w:sz w:val="18"/>
               </w:rPr>
-              <w:t xml:space="preserve">Mention manuscrite : </w:t>
+              <w:t xml:space="preserve"/>
             </w:r>
             <w:r>
               <w:rPr>
                 <w:sz w:val="18"/>
               </w:rPr>
-              <w:t xml:space="preserve">« Lu et approuvé, bon pour acceptation des statuts et des fonctions de gérant » </w:t>
+              <w:t xml:space="preserve"/>
             </w:r>
             <w:r>
               <w:br/>
@@ -4094,7 +4094,7 @@
               <w:rPr>
                 <w:sz w:val="18"/>
               </w:rPr>
-              <w:t>Signature : ______________________</w:t>
+              <w:t/>
             </w:r>
           </w:p>
           <w:p>
@@ -4199,13 +4199,13 @@
               <w:rPr>
                 <w:sz w:val="18"/>
               </w:rPr>
-              <w:t xml:space="preserve">Associé 2 </w:t>
+              <w:t xml:space="preserve">Associé 2 - AssociéNom : _a.NOM_COMPLET_Mention manuscrite : « Lu et approuvé, bon pour acceptation des statuts »Signature : ______________________</w:t>
             </w:r>
             <w:r>
               <w:rPr>
                 <w:sz w:val="18"/>
               </w:rPr>
-              <w:t>- Associé</w:t>
+              <w:t/>
             </w:r>
             <w:r>
               <w:br/>
@@ -4214,35 +4214,35 @@
               <w:rPr>
                 <w:sz w:val="18"/>
               </w:rPr>
-              <w:t xml:space="preserve">Nom : </w:t>
+              <w:t xml:space="preserve"/>
             </w:r>
             <w:proofErr w:type="gramStart"/>
             <w:r>
               <w:rPr>
                 <w:sz w:val="18"/>
               </w:rPr>
-              <w:t xml:space="preserve">{{ </w:t>
+              <w:t xml:space="preserve"/>
             </w:r>
             <w:proofErr w:type="spellStart"/>
             <w:r>
               <w:rPr>
                 <w:sz w:val="18"/>
               </w:rPr>
-              <w:t>a.NOM</w:t>
+              <w:t/>
             </w:r>
             <w:proofErr w:type="gramEnd"/>
             <w:r>
               <w:rPr>
                 <w:sz w:val="18"/>
               </w:rPr>
-              <w:t>_COMPLET</w:t>
+              <w:t/>
             </w:r>
             <w:proofErr w:type="spellEnd"/>
             <w:r>
               <w:rPr>
                 <w:sz w:val="18"/>
               </w:rPr>
-              <w:t xml:space="preserve"> }}</w:t>
+              <w:t xml:space="preserve"/>
             </w:r>
             <w:r>
               <w:br/>
@@ -4251,13 +4251,13 @@
               <w:rPr>
                 <w:sz w:val="18"/>
               </w:rPr>
-              <w:t xml:space="preserve">Mention manuscrite : </w:t>
+              <w:t xml:space="preserve"/>
             </w:r>
             <w:r>
               <w:rPr>
                 <w:sz w:val="18"/>
               </w:rPr>
-              <w:t>« Lu et approuvé, bon pour acceptation des statuts »</w:t>
+              <w:t/>
             </w:r>
             <w:r>
               <w:br/>
@@ -4269,7 +4269,7 @@
               <w:rPr>
                 <w:sz w:val="18"/>
               </w:rPr>
-              <w:t>Signature : ______________________</w:t>
+              <w:t/>
             </w:r>
           </w:p>
           <w:p>
@@ -4689,7 +4689,7 @@
         <w:color w:val="787878"/>
         <w:sz w:val="16"/>
       </w:rPr>
-      <w:t>{{ SOCIETE</w:t>
+      <w:t>_SOCIETE_RAISON_SOCIALE_ SARL - Statuts</w:t>
     </w:r>
     <w:proofErr w:type="gramEnd"/>
     <w:r>
@@ -4697,7 +4697,7 @@
         <w:color w:val="787878"/>
         <w:sz w:val="16"/>
       </w:rPr>
-      <w:t>_RAISON_</w:t>
+      <w:t/>
     </w:r>
     <w:proofErr w:type="gramStart"/>
     <w:r>
@@ -4705,7 +4705,7 @@
         <w:color w:val="787878"/>
         <w:sz w:val="16"/>
       </w:rPr>
-      <w:t>SOCIALE }</w:t>
+      <w:t/>
     </w:r>
     <w:proofErr w:type="gramEnd"/>
     <w:r>
@@ -4713,21 +4713,21 @@
         <w:color w:val="787878"/>
         <w:sz w:val="16"/>
       </w:rPr>
-      <w:t>}</w:t>
+      <w:t/>
     </w:r>
     <w:r>
       <w:rPr>
         <w:color w:val="787878"/>
         <w:sz w:val="16"/>
       </w:rPr>
-      <w:t xml:space="preserve"> </w:t>
+      <w:t xml:space="preserve"/>
     </w:r>
     <w:r>
       <w:rPr>
         <w:color w:val="787878"/>
         <w:sz w:val="16"/>
       </w:rPr>
-      <w:t>SARL - Statuts</w:t>
+      <w:t/>
     </w:r>
   </w:p>
 </w:hdr>
